--- a/masters/household-budget/household-budget.docx
+++ b/masters/household-budget/household-budget.docx
@@ -413,7 +413,7 @@
           <w:p>
             <w:pPr>
               <w:spacing w:after="0" w:line="312" w:lineRule="auto"/>
-              <w:jc w:val="left"/>
+              <w:jc w:val="center"/>
             </w:pPr>
             <w:r/>
             <w:r>
@@ -439,7 +439,7 @@
           <w:p>
             <w:pPr>
               <w:spacing w:after="0" w:line="312" w:lineRule="auto"/>
-              <w:jc w:val="left"/>
+              <w:jc w:val="center"/>
             </w:pPr>
             <w:r/>
             <w:r>
@@ -465,7 +465,7 @@
           <w:p>
             <w:pPr>
               <w:spacing w:after="0" w:line="312" w:lineRule="auto"/>
-              <w:jc w:val="left"/>
+              <w:jc w:val="center"/>
             </w:pPr>
             <w:r/>
             <w:r>
@@ -491,7 +491,7 @@
           <w:p>
             <w:pPr>
               <w:spacing w:after="0" w:line="312" w:lineRule="auto"/>
-              <w:jc w:val="left"/>
+              <w:jc w:val="center"/>
             </w:pPr>
             <w:r/>
             <w:r>
@@ -522,7 +522,7 @@
           <w:p>
             <w:pPr>
               <w:spacing w:after="0" w:line="312" w:lineRule="auto"/>
-              <w:jc w:val="left"/>
+              <w:jc w:val="center"/>
             </w:pPr>
             <w:r/>
             <w:r>
@@ -548,7 +548,7 @@
           <w:p>
             <w:pPr>
               <w:spacing w:after="0" w:line="312" w:lineRule="auto"/>
-              <w:jc w:val="left"/>
+              <w:jc w:val="center"/>
             </w:pPr>
             <w:r/>
             <w:r>
@@ -574,7 +574,7 @@
           <w:p>
             <w:pPr>
               <w:spacing w:after="0" w:line="312" w:lineRule="auto"/>
-              <w:jc w:val="left"/>
+              <w:jc w:val="center"/>
             </w:pPr>
             <w:r/>
             <w:r>
@@ -600,7 +600,7 @@
           <w:p>
             <w:pPr>
               <w:spacing w:after="0" w:line="312" w:lineRule="auto"/>
-              <w:jc w:val="left"/>
+              <w:jc w:val="center"/>
             </w:pPr>
             <w:r/>
             <w:r>
@@ -631,7 +631,7 @@
           <w:p>
             <w:pPr>
               <w:spacing w:after="0" w:line="312" w:lineRule="auto"/>
-              <w:jc w:val="left"/>
+              <w:jc w:val="center"/>
             </w:pPr>
             <w:r/>
             <w:r>
@@ -657,7 +657,7 @@
           <w:p>
             <w:pPr>
               <w:spacing w:after="0" w:line="312" w:lineRule="auto"/>
-              <w:jc w:val="left"/>
+              <w:jc w:val="center"/>
             </w:pPr>
             <w:r/>
             <w:r>
@@ -683,7 +683,7 @@
           <w:p>
             <w:pPr>
               <w:spacing w:after="0" w:line="312" w:lineRule="auto"/>
-              <w:jc w:val="left"/>
+              <w:jc w:val="center"/>
             </w:pPr>
             <w:r/>
             <w:r>
@@ -709,7 +709,7 @@
           <w:p>
             <w:pPr>
               <w:spacing w:after="0" w:line="312" w:lineRule="auto"/>
-              <w:jc w:val="left"/>
+              <w:jc w:val="center"/>
             </w:pPr>
             <w:r/>
             <w:r>
@@ -740,7 +740,7 @@
           <w:p>
             <w:pPr>
               <w:spacing w:after="0" w:line="312" w:lineRule="auto"/>
-              <w:jc w:val="left"/>
+              <w:jc w:val="center"/>
             </w:pPr>
             <w:r/>
             <w:r>
@@ -766,7 +766,7 @@
           <w:p>
             <w:pPr>
               <w:spacing w:after="0" w:line="312" w:lineRule="auto"/>
-              <w:jc w:val="left"/>
+              <w:jc w:val="center"/>
             </w:pPr>
             <w:r/>
             <w:r>
@@ -792,7 +792,7 @@
           <w:p>
             <w:pPr>
               <w:spacing w:after="0" w:line="312" w:lineRule="auto"/>
-              <w:jc w:val="left"/>
+              <w:jc w:val="center"/>
             </w:pPr>
             <w:r/>
             <w:r>
@@ -818,7 +818,7 @@
           <w:p>
             <w:pPr>
               <w:spacing w:after="0" w:line="312" w:lineRule="auto"/>
-              <w:jc w:val="left"/>
+              <w:jc w:val="center"/>
             </w:pPr>
             <w:r/>
             <w:r>
@@ -849,7 +849,7 @@
           <w:p>
             <w:pPr>
               <w:spacing w:after="0" w:line="312" w:lineRule="auto"/>
-              <w:jc w:val="left"/>
+              <w:jc w:val="center"/>
             </w:pPr>
             <w:r/>
             <w:r>
@@ -875,7 +875,7 @@
           <w:p>
             <w:pPr>
               <w:spacing w:after="0" w:line="312" w:lineRule="auto"/>
-              <w:jc w:val="left"/>
+              <w:jc w:val="center"/>
             </w:pPr>
             <w:r/>
             <w:r>
@@ -901,7 +901,7 @@
           <w:p>
             <w:pPr>
               <w:spacing w:after="0" w:line="312" w:lineRule="auto"/>
-              <w:jc w:val="left"/>
+              <w:jc w:val="center"/>
             </w:pPr>
             <w:r/>
             <w:r>
@@ -927,7 +927,7 @@
           <w:p>
             <w:pPr>
               <w:spacing w:after="0" w:line="312" w:lineRule="auto"/>
-              <w:jc w:val="left"/>
+              <w:jc w:val="center"/>
             </w:pPr>
             <w:r/>
             <w:r>
@@ -1280,7 +1280,7 @@
           <w:p>
             <w:pPr>
               <w:spacing w:after="0" w:line="312" w:lineRule="auto"/>
-              <w:jc w:val="left"/>
+              <w:jc w:val="center"/>
             </w:pPr>
             <w:r/>
             <w:r>
@@ -1306,7 +1306,7 @@
           <w:p>
             <w:pPr>
               <w:spacing w:after="0" w:line="312" w:lineRule="auto"/>
-              <w:jc w:val="left"/>
+              <w:jc w:val="center"/>
             </w:pPr>
             <w:r/>
             <w:r>
@@ -1332,7 +1332,7 @@
           <w:p>
             <w:pPr>
               <w:spacing w:after="0" w:line="312" w:lineRule="auto"/>
-              <w:jc w:val="left"/>
+              <w:jc w:val="center"/>
             </w:pPr>
             <w:r/>
             <w:r>
@@ -1358,7 +1358,7 @@
           <w:p>
             <w:pPr>
               <w:spacing w:after="0" w:line="312" w:lineRule="auto"/>
-              <w:jc w:val="left"/>
+              <w:jc w:val="center"/>
             </w:pPr>
             <w:r/>
             <w:r>
@@ -1384,7 +1384,7 @@
           <w:p>
             <w:pPr>
               <w:spacing w:after="0" w:line="312" w:lineRule="auto"/>
-              <w:jc w:val="left"/>
+              <w:jc w:val="center"/>
             </w:pPr>
             <w:r/>
             <w:r>
@@ -1410,7 +1410,7 @@
           <w:p>
             <w:pPr>
               <w:spacing w:after="0" w:line="312" w:lineRule="auto"/>
-              <w:jc w:val="left"/>
+              <w:jc w:val="center"/>
             </w:pPr>
             <w:r/>
             <w:r>
@@ -1441,7 +1441,7 @@
           <w:p>
             <w:pPr>
               <w:spacing w:after="0" w:line="312" w:lineRule="auto"/>
-              <w:jc w:val="left"/>
+              <w:jc w:val="center"/>
             </w:pPr>
             <w:r/>
             <w:r>
@@ -1467,7 +1467,7 @@
           <w:p>
             <w:pPr>
               <w:spacing w:after="0" w:line="312" w:lineRule="auto"/>
-              <w:jc w:val="left"/>
+              <w:jc w:val="center"/>
             </w:pPr>
             <w:r/>
             <w:r>
@@ -1493,7 +1493,7 @@
           <w:p>
             <w:pPr>
               <w:spacing w:after="0" w:line="312" w:lineRule="auto"/>
-              <w:jc w:val="left"/>
+              <w:jc w:val="center"/>
             </w:pPr>
             <w:r/>
             <w:r>
@@ -1519,7 +1519,7 @@
           <w:p>
             <w:pPr>
               <w:spacing w:after="0" w:line="312" w:lineRule="auto"/>
-              <w:jc w:val="left"/>
+              <w:jc w:val="center"/>
             </w:pPr>
             <w:r/>
             <w:r>
@@ -1545,7 +1545,7 @@
           <w:p>
             <w:pPr>
               <w:spacing w:after="0" w:line="312" w:lineRule="auto"/>
-              <w:jc w:val="left"/>
+              <w:jc w:val="center"/>
             </w:pPr>
             <w:r/>
             <w:r>
@@ -1571,7 +1571,7 @@
           <w:p>
             <w:pPr>
               <w:spacing w:after="0" w:line="312" w:lineRule="auto"/>
-              <w:jc w:val="left"/>
+              <w:jc w:val="center"/>
             </w:pPr>
             <w:r/>
             <w:r>
@@ -1602,7 +1602,7 @@
           <w:p>
             <w:pPr>
               <w:spacing w:after="0" w:line="312" w:lineRule="auto"/>
-              <w:jc w:val="left"/>
+              <w:jc w:val="center"/>
             </w:pPr>
             <w:r/>
             <w:r>
@@ -1628,7 +1628,7 @@
           <w:p>
             <w:pPr>
               <w:spacing w:after="0" w:line="312" w:lineRule="auto"/>
-              <w:jc w:val="left"/>
+              <w:jc w:val="center"/>
             </w:pPr>
             <w:r/>
             <w:r>
@@ -1654,7 +1654,7 @@
           <w:p>
             <w:pPr>
               <w:spacing w:after="0" w:line="312" w:lineRule="auto"/>
-              <w:jc w:val="left"/>
+              <w:jc w:val="center"/>
             </w:pPr>
             <w:r/>
             <w:r>
@@ -1680,7 +1680,7 @@
           <w:p>
             <w:pPr>
               <w:spacing w:after="0" w:line="312" w:lineRule="auto"/>
-              <w:jc w:val="left"/>
+              <w:jc w:val="center"/>
             </w:pPr>
             <w:r/>
             <w:r>
@@ -1706,7 +1706,7 @@
           <w:p>
             <w:pPr>
               <w:spacing w:after="0" w:line="312" w:lineRule="auto"/>
-              <w:jc w:val="left"/>
+              <w:jc w:val="center"/>
             </w:pPr>
             <w:r/>
             <w:r>
@@ -1732,7 +1732,7 @@
           <w:p>
             <w:pPr>
               <w:spacing w:after="0" w:line="312" w:lineRule="auto"/>
-              <w:jc w:val="left"/>
+              <w:jc w:val="center"/>
             </w:pPr>
             <w:r/>
             <w:r>
@@ -1763,7 +1763,7 @@
           <w:p>
             <w:pPr>
               <w:spacing w:after="0" w:line="312" w:lineRule="auto"/>
-              <w:jc w:val="left"/>
+              <w:jc w:val="center"/>
             </w:pPr>
             <w:r/>
             <w:r>
@@ -1789,7 +1789,7 @@
           <w:p>
             <w:pPr>
               <w:spacing w:after="0" w:line="312" w:lineRule="auto"/>
-              <w:jc w:val="left"/>
+              <w:jc w:val="center"/>
             </w:pPr>
             <w:r/>
             <w:r>
@@ -1815,7 +1815,7 @@
           <w:p>
             <w:pPr>
               <w:spacing w:after="0" w:line="312" w:lineRule="auto"/>
-              <w:jc w:val="left"/>
+              <w:jc w:val="center"/>
             </w:pPr>
             <w:r/>
             <w:r>
@@ -1841,7 +1841,7 @@
           <w:p>
             <w:pPr>
               <w:spacing w:after="0" w:line="312" w:lineRule="auto"/>
-              <w:jc w:val="left"/>
+              <w:jc w:val="center"/>
             </w:pPr>
             <w:r/>
             <w:r>
@@ -1867,7 +1867,7 @@
           <w:p>
             <w:pPr>
               <w:spacing w:after="0" w:line="312" w:lineRule="auto"/>
-              <w:jc w:val="left"/>
+              <w:jc w:val="center"/>
             </w:pPr>
             <w:r/>
             <w:r>
@@ -1893,7 +1893,7 @@
           <w:p>
             <w:pPr>
               <w:spacing w:after="0" w:line="312" w:lineRule="auto"/>
-              <w:jc w:val="left"/>
+              <w:jc w:val="center"/>
             </w:pPr>
             <w:r/>
             <w:r>
@@ -1924,7 +1924,7 @@
           <w:p>
             <w:pPr>
               <w:spacing w:after="0" w:line="312" w:lineRule="auto"/>
-              <w:jc w:val="left"/>
+              <w:jc w:val="center"/>
             </w:pPr>
             <w:r/>
             <w:r>
@@ -1950,7 +1950,7 @@
           <w:p>
             <w:pPr>
               <w:spacing w:after="0" w:line="312" w:lineRule="auto"/>
-              <w:jc w:val="left"/>
+              <w:jc w:val="center"/>
             </w:pPr>
             <w:r/>
             <w:r>
@@ -1976,7 +1976,7 @@
           <w:p>
             <w:pPr>
               <w:spacing w:after="0" w:line="312" w:lineRule="auto"/>
-              <w:jc w:val="left"/>
+              <w:jc w:val="center"/>
             </w:pPr>
             <w:r/>
             <w:r>
@@ -2002,7 +2002,7 @@
           <w:p>
             <w:pPr>
               <w:spacing w:after="0" w:line="312" w:lineRule="auto"/>
-              <w:jc w:val="left"/>
+              <w:jc w:val="center"/>
             </w:pPr>
             <w:r/>
             <w:r>
@@ -2028,7 +2028,7 @@
           <w:p>
             <w:pPr>
               <w:spacing w:after="0" w:line="312" w:lineRule="auto"/>
-              <w:jc w:val="left"/>
+              <w:jc w:val="center"/>
             </w:pPr>
             <w:r/>
             <w:r>
@@ -2054,7 +2054,7 @@
           <w:p>
             <w:pPr>
               <w:spacing w:after="0" w:line="312" w:lineRule="auto"/>
-              <w:jc w:val="left"/>
+              <w:jc w:val="center"/>
             </w:pPr>
             <w:r/>
             <w:r>
@@ -2085,7 +2085,7 @@
           <w:p>
             <w:pPr>
               <w:spacing w:after="0" w:line="312" w:lineRule="auto"/>
-              <w:jc w:val="left"/>
+              <w:jc w:val="center"/>
             </w:pPr>
             <w:r/>
             <w:r>
@@ -2111,7 +2111,7 @@
           <w:p>
             <w:pPr>
               <w:spacing w:after="0" w:line="312" w:lineRule="auto"/>
-              <w:jc w:val="left"/>
+              <w:jc w:val="center"/>
             </w:pPr>
             <w:r/>
             <w:r>
@@ -2137,7 +2137,7 @@
           <w:p>
             <w:pPr>
               <w:spacing w:after="0" w:line="312" w:lineRule="auto"/>
-              <w:jc w:val="left"/>
+              <w:jc w:val="center"/>
             </w:pPr>
             <w:r/>
             <w:r>
@@ -2163,7 +2163,7 @@
           <w:p>
             <w:pPr>
               <w:spacing w:after="0" w:line="312" w:lineRule="auto"/>
-              <w:jc w:val="left"/>
+              <w:jc w:val="center"/>
             </w:pPr>
             <w:r/>
             <w:r>
@@ -2189,7 +2189,7 @@
           <w:p>
             <w:pPr>
               <w:spacing w:after="0" w:line="312" w:lineRule="auto"/>
-              <w:jc w:val="left"/>
+              <w:jc w:val="center"/>
             </w:pPr>
             <w:r/>
             <w:r>
@@ -2215,7 +2215,7 @@
           <w:p>
             <w:pPr>
               <w:spacing w:after="0" w:line="312" w:lineRule="auto"/>
-              <w:jc w:val="left"/>
+              <w:jc w:val="center"/>
             </w:pPr>
             <w:r/>
             <w:r>
@@ -2246,7 +2246,7 @@
           <w:p>
             <w:pPr>
               <w:spacing w:after="0" w:line="312" w:lineRule="auto"/>
-              <w:jc w:val="left"/>
+              <w:jc w:val="center"/>
             </w:pPr>
             <w:r/>
             <w:r>
@@ -2272,7 +2272,7 @@
           <w:p>
             <w:pPr>
               <w:spacing w:after="0" w:line="312" w:lineRule="auto"/>
-              <w:jc w:val="left"/>
+              <w:jc w:val="center"/>
             </w:pPr>
             <w:r/>
             <w:r>
@@ -2298,7 +2298,7 @@
           <w:p>
             <w:pPr>
               <w:spacing w:after="0" w:line="312" w:lineRule="auto"/>
-              <w:jc w:val="left"/>
+              <w:jc w:val="center"/>
             </w:pPr>
             <w:r/>
             <w:r>
@@ -2324,7 +2324,7 @@
           <w:p>
             <w:pPr>
               <w:spacing w:after="0" w:line="312" w:lineRule="auto"/>
-              <w:jc w:val="left"/>
+              <w:jc w:val="center"/>
             </w:pPr>
             <w:r/>
             <w:r>
@@ -2350,7 +2350,7 @@
           <w:p>
             <w:pPr>
               <w:spacing w:after="0" w:line="312" w:lineRule="auto"/>
-              <w:jc w:val="left"/>
+              <w:jc w:val="center"/>
             </w:pPr>
             <w:r/>
             <w:r>
@@ -2376,7 +2376,7 @@
           <w:p>
             <w:pPr>
               <w:spacing w:after="0" w:line="312" w:lineRule="auto"/>
-              <w:jc w:val="left"/>
+              <w:jc w:val="center"/>
             </w:pPr>
             <w:r/>
             <w:r>
@@ -2407,7 +2407,7 @@
           <w:p>
             <w:pPr>
               <w:spacing w:after="0" w:line="312" w:lineRule="auto"/>
-              <w:jc w:val="left"/>
+              <w:jc w:val="center"/>
             </w:pPr>
             <w:r/>
             <w:r>
@@ -2433,7 +2433,7 @@
           <w:p>
             <w:pPr>
               <w:spacing w:after="0" w:line="312" w:lineRule="auto"/>
-              <w:jc w:val="left"/>
+              <w:jc w:val="center"/>
             </w:pPr>
             <w:r/>
             <w:r>
@@ -2459,7 +2459,7 @@
           <w:p>
             <w:pPr>
               <w:spacing w:after="0" w:line="312" w:lineRule="auto"/>
-              <w:jc w:val="left"/>
+              <w:jc w:val="center"/>
             </w:pPr>
             <w:r/>
             <w:r>
@@ -2485,7 +2485,7 @@
           <w:p>
             <w:pPr>
               <w:spacing w:after="0" w:line="312" w:lineRule="auto"/>
-              <w:jc w:val="left"/>
+              <w:jc w:val="center"/>
             </w:pPr>
             <w:r/>
             <w:r>
@@ -2511,7 +2511,7 @@
           <w:p>
             <w:pPr>
               <w:spacing w:after="0" w:line="312" w:lineRule="auto"/>
-              <w:jc w:val="left"/>
+              <w:jc w:val="center"/>
             </w:pPr>
             <w:r/>
             <w:r>
@@ -2537,7 +2537,7 @@
           <w:p>
             <w:pPr>
               <w:spacing w:after="0" w:line="312" w:lineRule="auto"/>
-              <w:jc w:val="left"/>
+              <w:jc w:val="center"/>
             </w:pPr>
             <w:r/>
             <w:r>
@@ -2568,7 +2568,7 @@
           <w:p>
             <w:pPr>
               <w:spacing w:after="0" w:line="312" w:lineRule="auto"/>
-              <w:jc w:val="left"/>
+              <w:jc w:val="center"/>
             </w:pPr>
             <w:r/>
             <w:r>
@@ -2594,7 +2594,7 @@
           <w:p>
             <w:pPr>
               <w:spacing w:after="0" w:line="312" w:lineRule="auto"/>
-              <w:jc w:val="left"/>
+              <w:jc w:val="center"/>
             </w:pPr>
             <w:r/>
             <w:r>
@@ -2620,7 +2620,7 @@
           <w:p>
             <w:pPr>
               <w:spacing w:after="0" w:line="312" w:lineRule="auto"/>
-              <w:jc w:val="left"/>
+              <w:jc w:val="center"/>
             </w:pPr>
             <w:r/>
             <w:r>
@@ -2646,7 +2646,7 @@
           <w:p>
             <w:pPr>
               <w:spacing w:after="0" w:line="312" w:lineRule="auto"/>
-              <w:jc w:val="left"/>
+              <w:jc w:val="center"/>
             </w:pPr>
             <w:r/>
             <w:r>
@@ -2672,7 +2672,7 @@
           <w:p>
             <w:pPr>
               <w:spacing w:after="0" w:line="312" w:lineRule="auto"/>
-              <w:jc w:val="left"/>
+              <w:jc w:val="center"/>
             </w:pPr>
             <w:r/>
             <w:r>
@@ -2698,7 +2698,7 @@
           <w:p>
             <w:pPr>
               <w:spacing w:after="0" w:line="312" w:lineRule="auto"/>
-              <w:jc w:val="left"/>
+              <w:jc w:val="center"/>
             </w:pPr>
             <w:r/>
             <w:r>
@@ -2729,7 +2729,7 @@
           <w:p>
             <w:pPr>
               <w:spacing w:after="0" w:line="312" w:lineRule="auto"/>
-              <w:jc w:val="left"/>
+              <w:jc w:val="center"/>
             </w:pPr>
             <w:r/>
             <w:r>
@@ -2755,7 +2755,7 @@
           <w:p>
             <w:pPr>
               <w:spacing w:after="0" w:line="312" w:lineRule="auto"/>
-              <w:jc w:val="left"/>
+              <w:jc w:val="center"/>
             </w:pPr>
             <w:r/>
             <w:r>
@@ -2781,7 +2781,7 @@
           <w:p>
             <w:pPr>
               <w:spacing w:after="0" w:line="312" w:lineRule="auto"/>
-              <w:jc w:val="left"/>
+              <w:jc w:val="center"/>
             </w:pPr>
             <w:r/>
             <w:r>
@@ -2807,7 +2807,7 @@
           <w:p>
             <w:pPr>
               <w:spacing w:after="0" w:line="312" w:lineRule="auto"/>
-              <w:jc w:val="left"/>
+              <w:jc w:val="center"/>
             </w:pPr>
             <w:r/>
             <w:r>
@@ -2833,7 +2833,7 @@
           <w:p>
             <w:pPr>
               <w:spacing w:after="0" w:line="312" w:lineRule="auto"/>
-              <w:jc w:val="left"/>
+              <w:jc w:val="center"/>
             </w:pPr>
             <w:r/>
             <w:r>
@@ -2859,7 +2859,7 @@
           <w:p>
             <w:pPr>
               <w:spacing w:after="0" w:line="312" w:lineRule="auto"/>
-              <w:jc w:val="left"/>
+              <w:jc w:val="center"/>
             </w:pPr>
             <w:r/>
             <w:r>
@@ -2890,7 +2890,7 @@
           <w:p>
             <w:pPr>
               <w:spacing w:after="0" w:line="312" w:lineRule="auto"/>
-              <w:jc w:val="left"/>
+              <w:jc w:val="center"/>
             </w:pPr>
             <w:r/>
             <w:r>
@@ -2916,7 +2916,7 @@
           <w:p>
             <w:pPr>
               <w:spacing w:after="0" w:line="312" w:lineRule="auto"/>
-              <w:jc w:val="left"/>
+              <w:jc w:val="center"/>
             </w:pPr>
             <w:r/>
             <w:r>
@@ -2942,7 +2942,7 @@
           <w:p>
             <w:pPr>
               <w:spacing w:after="0" w:line="312" w:lineRule="auto"/>
-              <w:jc w:val="left"/>
+              <w:jc w:val="center"/>
             </w:pPr>
             <w:r/>
             <w:r>
@@ -2968,7 +2968,7 @@
           <w:p>
             <w:pPr>
               <w:spacing w:after="0" w:line="312" w:lineRule="auto"/>
-              <w:jc w:val="left"/>
+              <w:jc w:val="center"/>
             </w:pPr>
             <w:r/>
             <w:r>
@@ -2994,7 +2994,7 @@
           <w:p>
             <w:pPr>
               <w:spacing w:after="0" w:line="312" w:lineRule="auto"/>
-              <w:jc w:val="left"/>
+              <w:jc w:val="center"/>
             </w:pPr>
             <w:r/>
             <w:r>
@@ -3020,7 +3020,7 @@
           <w:p>
             <w:pPr>
               <w:spacing w:after="0" w:line="312" w:lineRule="auto"/>
-              <w:jc w:val="left"/>
+              <w:jc w:val="center"/>
             </w:pPr>
             <w:r/>
             <w:r>
@@ -3051,7 +3051,7 @@
           <w:p>
             <w:pPr>
               <w:spacing w:after="0" w:line="312" w:lineRule="auto"/>
-              <w:jc w:val="left"/>
+              <w:jc w:val="center"/>
             </w:pPr>
             <w:r/>
             <w:r>
@@ -3077,7 +3077,7 @@
           <w:p>
             <w:pPr>
               <w:spacing w:after="0" w:line="312" w:lineRule="auto"/>
-              <w:jc w:val="left"/>
+              <w:jc w:val="center"/>
             </w:pPr>
             <w:r/>
             <w:r>
@@ -3103,7 +3103,7 @@
           <w:p>
             <w:pPr>
               <w:spacing w:after="0" w:line="312" w:lineRule="auto"/>
-              <w:jc w:val="left"/>
+              <w:jc w:val="center"/>
             </w:pPr>
             <w:r/>
             <w:r>
@@ -3129,7 +3129,7 @@
           <w:p>
             <w:pPr>
               <w:spacing w:after="0" w:line="312" w:lineRule="auto"/>
-              <w:jc w:val="left"/>
+              <w:jc w:val="center"/>
             </w:pPr>
             <w:r/>
             <w:r>
@@ -3155,7 +3155,7 @@
           <w:p>
             <w:pPr>
               <w:spacing w:after="0" w:line="312" w:lineRule="auto"/>
-              <w:jc w:val="left"/>
+              <w:jc w:val="center"/>
             </w:pPr>
             <w:r/>
             <w:r>
@@ -3181,7 +3181,7 @@
           <w:p>
             <w:pPr>
               <w:spacing w:after="0" w:line="312" w:lineRule="auto"/>
-              <w:jc w:val="left"/>
+              <w:jc w:val="center"/>
             </w:pPr>
             <w:r/>
             <w:r>
@@ -3212,7 +3212,7 @@
           <w:p>
             <w:pPr>
               <w:spacing w:after="0" w:line="312" w:lineRule="auto"/>
-              <w:jc w:val="left"/>
+              <w:jc w:val="center"/>
             </w:pPr>
             <w:r/>
             <w:r>
@@ -3238,7 +3238,7 @@
           <w:p>
             <w:pPr>
               <w:spacing w:after="0" w:line="312" w:lineRule="auto"/>
-              <w:jc w:val="left"/>
+              <w:jc w:val="center"/>
             </w:pPr>
             <w:r/>
             <w:r>
@@ -3264,7 +3264,7 @@
           <w:p>
             <w:pPr>
               <w:spacing w:after="0" w:line="312" w:lineRule="auto"/>
-              <w:jc w:val="left"/>
+              <w:jc w:val="center"/>
             </w:pPr>
             <w:r/>
             <w:r>
@@ -3290,7 +3290,7 @@
           <w:p>
             <w:pPr>
               <w:spacing w:after="0" w:line="312" w:lineRule="auto"/>
-              <w:jc w:val="left"/>
+              <w:jc w:val="center"/>
             </w:pPr>
             <w:r/>
             <w:r>
@@ -3316,7 +3316,7 @@
           <w:p>
             <w:pPr>
               <w:spacing w:after="0" w:line="312" w:lineRule="auto"/>
-              <w:jc w:val="left"/>
+              <w:jc w:val="center"/>
             </w:pPr>
             <w:r/>
             <w:r>
@@ -3342,7 +3342,7 @@
           <w:p>
             <w:pPr>
               <w:spacing w:after="0" w:line="312" w:lineRule="auto"/>
-              <w:jc w:val="left"/>
+              <w:jc w:val="center"/>
             </w:pPr>
             <w:r/>
             <w:r>
@@ -3373,7 +3373,7 @@
           <w:p>
             <w:pPr>
               <w:spacing w:after="0" w:line="312" w:lineRule="auto"/>
-              <w:jc w:val="left"/>
+              <w:jc w:val="center"/>
             </w:pPr>
             <w:r/>
             <w:r>
@@ -3399,7 +3399,7 @@
           <w:p>
             <w:pPr>
               <w:spacing w:after="0" w:line="312" w:lineRule="auto"/>
-              <w:jc w:val="left"/>
+              <w:jc w:val="center"/>
             </w:pPr>
             <w:r/>
             <w:r>
@@ -3425,7 +3425,7 @@
           <w:p>
             <w:pPr>
               <w:spacing w:after="0" w:line="312" w:lineRule="auto"/>
-              <w:jc w:val="left"/>
+              <w:jc w:val="center"/>
             </w:pPr>
             <w:r/>
             <w:r>
@@ -3451,7 +3451,7 @@
           <w:p>
             <w:pPr>
               <w:spacing w:after="0" w:line="312" w:lineRule="auto"/>
-              <w:jc w:val="left"/>
+              <w:jc w:val="center"/>
             </w:pPr>
             <w:r/>
             <w:r>
@@ -3477,7 +3477,7 @@
           <w:p>
             <w:pPr>
               <w:spacing w:after="0" w:line="312" w:lineRule="auto"/>
-              <w:jc w:val="left"/>
+              <w:jc w:val="center"/>
             </w:pPr>
             <w:r/>
             <w:r>
@@ -3503,7 +3503,7 @@
           <w:p>
             <w:pPr>
               <w:spacing w:after="0" w:line="312" w:lineRule="auto"/>
-              <w:jc w:val="left"/>
+              <w:jc w:val="center"/>
             </w:pPr>
             <w:r/>
             <w:r>
@@ -3534,7 +3534,7 @@
           <w:p>
             <w:pPr>
               <w:spacing w:after="0" w:line="312" w:lineRule="auto"/>
-              <w:jc w:val="left"/>
+              <w:jc w:val="center"/>
             </w:pPr>
             <w:r/>
             <w:r>
@@ -3560,7 +3560,7 @@
           <w:p>
             <w:pPr>
               <w:spacing w:after="0" w:line="312" w:lineRule="auto"/>
-              <w:jc w:val="left"/>
+              <w:jc w:val="center"/>
             </w:pPr>
             <w:r/>
             <w:r>
@@ -3586,7 +3586,7 @@
           <w:p>
             <w:pPr>
               <w:spacing w:after="0" w:line="312" w:lineRule="auto"/>
-              <w:jc w:val="left"/>
+              <w:jc w:val="center"/>
             </w:pPr>
             <w:r/>
             <w:r>
@@ -3612,7 +3612,7 @@
           <w:p>
             <w:pPr>
               <w:spacing w:after="0" w:line="312" w:lineRule="auto"/>
-              <w:jc w:val="left"/>
+              <w:jc w:val="center"/>
             </w:pPr>
             <w:r/>
             <w:r>
@@ -3638,7 +3638,7 @@
           <w:p>
             <w:pPr>
               <w:spacing w:after="0" w:line="312" w:lineRule="auto"/>
-              <w:jc w:val="left"/>
+              <w:jc w:val="center"/>
             </w:pPr>
             <w:r/>
             <w:r>
@@ -3664,7 +3664,7 @@
           <w:p>
             <w:pPr>
               <w:spacing w:after="0" w:line="312" w:lineRule="auto"/>
-              <w:jc w:val="left"/>
+              <w:jc w:val="center"/>
             </w:pPr>
             <w:r/>
             <w:r>
